--- a/media/R2601/output_dir/bg/测试内容和结果_第一轮次.docx
+++ b/media/R2601/output_dir/bg/测试内容和结果_第一轮次.docx
@@ -970,7 +970,7 @@
           <w:sz w:val="24"/>
           <w:szCs w:val="24"/>
         </w:rPr>
-        <w:t xml:space="preserve">12</w:t>
+        <w:t xml:space="preserve">2</w:t>
       </w:r>
       <w:r>
         <w:rPr>
@@ -986,7 +986,7 @@
           <w:sz w:val="24"/>
           <w:szCs w:val="24"/>
         </w:rPr>
-        <w:t xml:space="preserve">功能测试、人机交互界面测试</w:t>
+        <w:t xml:space="preserve">功能测试</w:t>
       </w:r>
       <w:r>
         <w:rPr>
@@ -1002,7 +1002,7 @@
           <w:sz w:val="24"/>
           <w:szCs w:val="24"/>
         </w:rPr>
-        <w:t xml:space="preserve">2</w:t>
+        <w:t xml:space="preserve">1</w:t>
       </w:r>
       <w:r>
         <w:rPr>
@@ -1384,79 +1384,7 @@
                 <w:rFonts w:hint="eastAsia"/>
                 <w:szCs w:val="21"/>
               </w:rPr>
-              <w:t xml:space="preserve">7</w:t>
-            </w:r>
-          </w:p>
-        </w:tc>
-        <w:tc>
-          <w:tcPr>
-            <w:tcW w:w="1488" w:type="dxa"/>
-            <w:shd w:val="clear" w:color="auto" w:fill="auto"/>
-            <w:vAlign w:val="center"/>
-          </w:tcPr>
-          <w:p>
-            <w:pPr>
-              <w:wordWrap w:val="0"/>
-              <w:adjustRightInd w:val="0"/>
-              <w:jc w:val="center"/>
-              <w:rPr>
-                <w:szCs w:val="21"/>
-              </w:rPr>
-            </w:pPr>
-            <w:r>
-              <w:rPr>
-                <w:rFonts w:hint="eastAsia"/>
-                <w:szCs w:val="21"/>
-              </w:rPr>
-              <w:t xml:space="preserve">3</w:t>
-            </w:r>
-          </w:p>
-        </w:tc>
-        <w:tc>
-          <w:tcPr>
-            <w:tcW w:w="1488" w:type="dxa"/>
-            <w:shd w:val="clear" w:color="auto" w:fill="auto"/>
-            <w:vAlign w:val="center"/>
-          </w:tcPr>
-          <w:p>
-            <w:pPr>
-              <w:wordWrap w:val="0"/>
-              <w:adjustRightInd w:val="0"/>
-              <w:jc w:val="center"/>
-              <w:rPr>
-                <w:szCs w:val="21"/>
-              </w:rPr>
-            </w:pPr>
-            <w:r>
-              <w:rPr>
-                <w:rFonts w:hint="eastAsia"/>
-                <w:szCs w:val="21"/>
-              </w:rPr>
-              <w:t xml:space="preserve">4</w:t>
-            </w:r>
-          </w:p>
-        </w:tc>
-        <w:tc>
-          <w:tcPr>
-            <w:tcW w:w="1488" w:type="dxa"/>
-            <w:shd w:val="clear" w:color="auto" w:fill="auto"/>
-            <w:vAlign w:val="center"/>
-          </w:tcPr>
-          <w:p>
-            <w:pPr>
-              <w:wordWrap w:val="0"/>
-              <w:adjustRightInd w:val="0"/>
-              <w:jc w:val="center"/>
-              <w:rPr>
-                <w:szCs w:val="21"/>
-              </w:rPr>
-            </w:pPr>
-            <w:r>
-              <w:rPr>
-                <w:rFonts w:hint="eastAsia"/>
-                <w:szCs w:val="21"/>
-              </w:rPr>
-              <w:t xml:space="preserve">5</w:t>
+              <w:t xml:space="preserve">2</w:t>
             </w:r>
           </w:p>
         </w:tc>
@@ -1481,55 +1409,6 @@
                 <w:szCs w:val="21"/>
               </w:rPr>
               <w:t xml:space="preserve">2</w:t>
-            </w:r>
-          </w:p>
-        </w:tc>
-      </w:tr>
-      <w:tr>
-        <w:tc>
-          <w:tcPr>
-            <w:tcW w:w="1488" w:type="dxa"/>
-            <w:shd w:val="clear" w:color="auto" w:fill="auto"/>
-            <w:vAlign w:val="center"/>
-          </w:tcPr>
-          <w:p>
-            <w:pPr>
-              <w:adjustRightInd w:val="0"/>
-              <w:jc w:val="center"/>
-              <w:rPr>
-                <w:szCs w:val="21"/>
-              </w:rPr>
-            </w:pPr>
-            <w:r>
-              <w:rPr>
-                <w:rFonts w:hint="eastAsia"/>
-                <w:szCs w:val="21"/>
-              </w:rPr>
-              <w:t xml:space="preserve">人机交互界面测试</w:t>
-            </w:r>
-          </w:p>
-        </w:tc>
-        <w:tc>
-          <w:tcPr>
-            <w:tcW w:w="1487" w:type="dxa"/>
-            <w:shd w:val="clear" w:color="auto" w:fill="auto"/>
-            <w:vAlign w:val="center"/>
-          </w:tcPr>
-          <w:p>
-            <w:pPr>
-              <w:wordWrap w:val="0"/>
-              <w:adjustRightInd w:val="0"/>
-              <w:jc w:val="center"/>
-              <w:rPr>
-                <w:szCs w:val="21"/>
-              </w:rPr>
-            </w:pPr>
-            <w:r>
-              <w:rPr>
-                <w:rFonts w:hint="eastAsia"/>
-                <w:szCs w:val="21"/>
-              </w:rPr>
-              <w:t xml:space="preserve">5</w:t>
             </w:r>
           </w:p>
         </w:tc>
@@ -1577,7 +1456,7 @@
                 <w:rFonts w:hint="eastAsia"/>
                 <w:szCs w:val="21"/>
               </w:rPr>
-              <w:t xml:space="preserve">5</w:t>
+              <w:t xml:space="preserve">1</w:t>
             </w:r>
           </w:p>
         </w:tc>
@@ -1601,31 +1480,7 @@
                 <w:rFonts w:hint="eastAsia"/>
                 <w:szCs w:val="21"/>
               </w:rPr>
-              <w:t xml:space="preserve">5</w:t>
-            </w:r>
-          </w:p>
-        </w:tc>
-        <w:tc>
-          <w:tcPr>
-            <w:tcW w:w="1488" w:type="dxa"/>
-            <w:shd w:val="clear" w:color="auto" w:fill="auto"/>
-            <w:vAlign w:val="center"/>
-          </w:tcPr>
-          <w:p>
-            <w:pPr>
-              <w:wordWrap w:val="0"/>
-              <w:adjustRightInd w:val="0"/>
-              <w:jc w:val="center"/>
-              <w:rPr>
-                <w:szCs w:val="21"/>
-              </w:rPr>
-            </w:pPr>
-            <w:r>
-              <w:rPr>
-                <w:rFonts w:hint="eastAsia"/>
-                <w:szCs w:val="21"/>
-              </w:rPr>
-              <w:t xml:space="preserve">0</w:t>
+              <w:t xml:space="preserve">1</w:t>
             </w:r>
           </w:p>
         </w:tc>
@@ -2635,7 +2490,7 @@
                 <w:sz w:val="21"/>
                 <w:szCs w:val="21"/>
               </w:rPr>
-              <w:t xml:space="preserve">4</w:t>
+              <w:t xml:space="preserve">2</w:t>
             </w:r>
           </w:p>
         </w:tc>
@@ -2689,7 +2544,7 @@
                 <w:sz w:val="21"/>
                 <w:szCs w:val="21"/>
               </w:rPr>
-              <w:t xml:space="preserve">2</w:t>
+              <w:t xml:space="preserve">0</w:t>
             </w:r>
           </w:p>
         </w:tc>
@@ -2716,7 +2571,7 @@
                 <w:sz w:val="21"/>
                 <w:szCs w:val="21"/>
               </w:rPr>
-              <w:t xml:space="preserve">2</w:t>
+              <w:t xml:space="preserve">1</w:t>
             </w:r>
           </w:p>
         </w:tc>
@@ -2743,7 +2598,7 @@
                 <w:sz w:val="21"/>
                 <w:szCs w:val="21"/>
               </w:rPr>
-              <w:t xml:space="preserve">2</w:t>
+              <w:t xml:space="preserve">1</w:t>
             </w:r>
           </w:p>
         </w:tc>
@@ -2980,1584 +2835,6 @@
                 <w:szCs w:val="21"/>
               </w:rPr>
               <w:t xml:space="preserve">0</w:t>
-            </w:r>
-          </w:p>
-        </w:tc>
-        <w:tc>
-          <w:tcPr>
-            <w:tcW w:w="656" w:type="dxa"/>
-            <w:vAlign w:val="center"/>
-          </w:tcPr>
-          <w:p>
-            <w:pPr>
-              <w:pStyle w:val="01"/>
-              <w:wordWrap w:val="0"/>
-              <w:adjustRightInd w:val="0"/>
-              <w:ind w:firstLine="0"/>
-              <w:jc w:val="center"/>
-              <w:rPr>
-                <w:sz w:val="21"/>
-                <w:szCs w:val="21"/>
-              </w:rPr>
-            </w:pPr>
-            <w:r>
-              <w:rPr>
-                <w:rFonts w:hint="eastAsia"/>
-                <w:sz w:val="21"/>
-                <w:szCs w:val="21"/>
-              </w:rPr>
-              <w:t xml:space="preserve">0</w:t>
-            </w:r>
-          </w:p>
-        </w:tc>
-        <w:tc>
-          <w:tcPr>
-            <w:tcW w:w="929" w:type="dxa"/>
-            <w:vAlign w:val="center"/>
-          </w:tcPr>
-          <w:p>
-            <w:pPr>
-              <w:wordWrap w:val="0"/>
-              <w:adjustRightInd w:val="0"/>
-              <w:jc w:val="center"/>
-              <w:rPr>
-                <w:szCs w:val="21"/>
-              </w:rPr>
-            </w:pPr>
-            <w:r>
-              <w:rPr>
-                <w:rFonts w:hint="eastAsia"/>
-                <w:szCs w:val="21"/>
-              </w:rPr>
-              <w:t xml:space="preserve">通过</w:t>
-            </w:r>
-          </w:p>
-        </w:tc>
-        <w:tc>
-          <w:tcPr>
-            <w:tcW w:w="2047" w:type="dxa"/>
-            <w:vAlign w:val="center"/>
-          </w:tcPr>
-          <w:p>
-            <w:pPr>
-              <w:wordWrap w:val="0"/>
-              <w:adjustRightInd w:val="0"/>
-              <w:jc w:val="center"/>
-              <w:rPr>
-                <w:szCs w:val="21"/>
-              </w:rPr>
-            </w:pPr>
-            <w:r>
-              <w:rPr>
-                <w:rFonts w:hint="eastAsia"/>
-                <w:szCs w:val="21"/>
-              </w:rPr>
-              <w:t xml:space="preserve">/</w:t>
-            </w:r>
-          </w:p>
-        </w:tc>
-      </w:tr>
-      <w:tr>
-        <w:trPr>
-          <w:trHeight w:val="206"/>
-          <w:jc w:val="center"/>
-        </w:trPr>
-        <w:tc>
-          <w:tcPr>
-            <w:tcW w:w="578" w:type="dxa"/>
-            <w:vMerge/>
-            <w:vAlign w:val="center"/>
-          </w:tcPr>
-          <w:p>
-            <w:pPr>
-              <w:pStyle w:val="14"/>
-              <w:wordWrap w:val="0"/>
-              <w:adjustRightInd w:val="0"/>
-              <w:jc w:val="center"/>
-              <w:rPr>
-                <w:noProof/>
-                <w:sz w:val="21"/>
-                <w:szCs w:val="21"/>
-              </w:rPr>
-            </w:pPr>
-          </w:p>
-        </w:tc>
-        <w:tc>
-          <w:tcPr>
-            <w:tcW w:w="602" w:type="dxa"/>
-            <w:vAlign w:val="center"/>
-            <w:vMerge w:val="continue"/>
-          </w:tcPr>
-          <w:p>
-            <w:pPr>
-              <w:pStyle w:val="01"/>
-              <w:wordWrap w:val="0"/>
-              <w:adjustRightInd w:val="0"/>
-              <w:ind w:firstLine="0"/>
-              <w:jc w:val="center"/>
-              <w:rPr>
-                <w:noProof/>
-                <w:sz w:val="21"/>
-                <w:szCs w:val="21"/>
-              </w:rPr>
-            </w:pPr>
-            <w:r>
-              <w:rPr>
-                <w:rFonts w:hint="eastAsia"/>
-                <w:noProof/>
-                <w:sz w:val="21"/>
-                <w:szCs w:val="21"/>
-              </w:rPr>
-              <w:t xml:space="preserve"/>
-            </w:r>
-          </w:p>
-        </w:tc>
-        <w:tc>
-          <w:tcPr>
-            <w:tcW w:w="1521" w:type="dxa"/>
-            <w:vAlign w:val="center"/>
-          </w:tcPr>
-          <w:p>
-            <w:pPr>
-              <w:pStyle w:val="01"/>
-              <w:wordWrap w:val="0"/>
-              <w:adjustRightInd w:val="0"/>
-              <w:ind w:firstLine="0"/>
-              <w:rPr>
-                <w:sz w:val="21"/>
-                <w:szCs w:val="21"/>
-              </w:rPr>
-            </w:pPr>
-            <w:r>
-              <w:rPr>
-                <w:rFonts w:hint="eastAsia"/>
-                <w:sz w:val="21"/>
-                <w:szCs w:val="21"/>
-              </w:rPr>
-              <w:t xml:space="preserve">初始化功能测试</w:t>
-            </w:r>
-          </w:p>
-        </w:tc>
-        <w:tc>
-          <w:tcPr>
-            <w:tcW w:w="711" w:type="dxa"/>
-            <w:vAlign w:val="center"/>
-          </w:tcPr>
-          <w:p>
-            <w:pPr>
-              <w:pStyle w:val="01"/>
-              <w:wordWrap w:val="0"/>
-              <w:adjustRightInd w:val="0"/>
-              <w:ind w:firstLine="0"/>
-              <w:jc w:val="center"/>
-              <w:rPr>
-                <w:sz w:val="21"/>
-                <w:szCs w:val="21"/>
-              </w:rPr>
-            </w:pPr>
-            <w:r>
-              <w:rPr>
-                <w:rFonts w:hint="eastAsia"/>
-                <w:sz w:val="21"/>
-                <w:szCs w:val="21"/>
-              </w:rPr>
-              <w:t xml:space="preserve">3</w:t>
-            </w:r>
-          </w:p>
-        </w:tc>
-        <w:tc>
-          <w:tcPr>
-            <w:tcW w:w="711" w:type="dxa"/>
-            <w:vAlign w:val="center"/>
-          </w:tcPr>
-          <w:p>
-            <w:pPr>
-              <w:pStyle w:val="01"/>
-              <w:wordWrap w:val="0"/>
-              <w:adjustRightInd w:val="0"/>
-              <w:ind w:firstLine="0"/>
-              <w:jc w:val="center"/>
-              <w:rPr>
-                <w:sz w:val="21"/>
-                <w:szCs w:val="21"/>
-              </w:rPr>
-            </w:pPr>
-            <w:r>
-              <w:rPr>
-                <w:rFonts w:hint="eastAsia"/>
-                <w:sz w:val="21"/>
-                <w:szCs w:val="21"/>
-              </w:rPr>
-              <w:t xml:space="preserve">1</w:t>
-            </w:r>
-          </w:p>
-        </w:tc>
-        <w:tc>
-          <w:tcPr>
-            <w:tcW w:w="589" w:type="dxa"/>
-            <w:vAlign w:val="center"/>
-          </w:tcPr>
-          <w:p>
-            <w:pPr>
-              <w:pStyle w:val="01"/>
-              <w:wordWrap w:val="0"/>
-              <w:adjustRightInd w:val="0"/>
-              <w:ind w:firstLine="0"/>
-              <w:jc w:val="center"/>
-              <w:rPr>
-                <w:sz w:val="21"/>
-                <w:szCs w:val="21"/>
-              </w:rPr>
-            </w:pPr>
-            <w:r>
-              <w:rPr>
-                <w:rFonts w:hint="eastAsia"/>
-                <w:sz w:val="21"/>
-                <w:szCs w:val="21"/>
-              </w:rPr>
-              <w:t xml:space="preserve">2</w:t>
-            </w:r>
-          </w:p>
-        </w:tc>
-        <w:tc>
-          <w:tcPr>
-            <w:tcW w:w="696" w:type="dxa"/>
-            <w:vAlign w:val="center"/>
-          </w:tcPr>
-          <w:p>
-            <w:pPr>
-              <w:pStyle w:val="01"/>
-              <w:wordWrap w:val="0"/>
-              <w:adjustRightInd w:val="0"/>
-              <w:ind w:firstLine="0"/>
-              <w:jc w:val="center"/>
-              <w:rPr>
-                <w:sz w:val="21"/>
-                <w:szCs w:val="21"/>
-              </w:rPr>
-            </w:pPr>
-            <w:r>
-              <w:rPr>
-                <w:rFonts w:hint="eastAsia"/>
-                <w:sz w:val="21"/>
-                <w:szCs w:val="21"/>
-              </w:rPr>
-              <w:t xml:space="preserve">3</w:t>
-            </w:r>
-          </w:p>
-        </w:tc>
-        <w:tc>
-          <w:tcPr>
-            <w:tcW w:w="656" w:type="dxa"/>
-            <w:vAlign w:val="center"/>
-          </w:tcPr>
-          <w:p>
-            <w:pPr>
-              <w:pStyle w:val="01"/>
-              <w:wordWrap w:val="0"/>
-              <w:adjustRightInd w:val="0"/>
-              <w:ind w:firstLine="0"/>
-              <w:jc w:val="center"/>
-              <w:rPr>
-                <w:sz w:val="21"/>
-                <w:szCs w:val="21"/>
-              </w:rPr>
-            </w:pPr>
-            <w:r>
-              <w:rPr>
-                <w:rFonts w:hint="eastAsia"/>
-                <w:sz w:val="21"/>
-                <w:szCs w:val="21"/>
-              </w:rPr>
-              <w:t xml:space="preserve">0</w:t>
-            </w:r>
-          </w:p>
-        </w:tc>
-        <w:tc>
-          <w:tcPr>
-            <w:tcW w:w="929" w:type="dxa"/>
-            <w:vAlign w:val="center"/>
-          </w:tcPr>
-          <w:p>
-            <w:pPr>
-              <w:wordWrap w:val="0"/>
-              <w:adjustRightInd w:val="0"/>
-              <w:jc w:val="center"/>
-              <w:rPr>
-                <w:szCs w:val="21"/>
-              </w:rPr>
-            </w:pPr>
-            <w:r>
-              <w:rPr>
-                <w:rFonts w:hint="eastAsia"/>
-                <w:szCs w:val="21"/>
-              </w:rPr>
-              <w:t xml:space="preserve">通过</w:t>
-            </w:r>
-          </w:p>
-        </w:tc>
-        <w:tc>
-          <w:tcPr>
-            <w:tcW w:w="2047" w:type="dxa"/>
-            <w:vAlign w:val="center"/>
-          </w:tcPr>
-          <w:p>
-            <w:pPr>
-              <w:wordWrap w:val="0"/>
-              <w:adjustRightInd w:val="0"/>
-              <w:jc w:val="center"/>
-              <w:rPr>
-                <w:szCs w:val="21"/>
-              </w:rPr>
-            </w:pPr>
-            <w:r>
-              <w:rPr>
-                <w:rFonts w:hint="eastAsia"/>
-                <w:szCs w:val="21"/>
-              </w:rPr>
-              <w:t xml:space="preserve">/</w:t>
-            </w:r>
-          </w:p>
-        </w:tc>
-      </w:tr>
-      <w:tr>
-        <w:trPr>
-          <w:trHeight w:val="206"/>
-          <w:jc w:val="center"/>
-        </w:trPr>
-        <w:tc>
-          <w:tcPr>
-            <w:tcW w:w="578" w:type="dxa"/>
-            <w:vMerge/>
-            <w:vAlign w:val="center"/>
-          </w:tcPr>
-          <w:p>
-            <w:pPr>
-              <w:pStyle w:val="14"/>
-              <w:wordWrap w:val="0"/>
-              <w:adjustRightInd w:val="0"/>
-              <w:jc w:val="center"/>
-              <w:rPr>
-                <w:noProof/>
-                <w:sz w:val="21"/>
-                <w:szCs w:val="21"/>
-              </w:rPr>
-            </w:pPr>
-          </w:p>
-        </w:tc>
-        <w:tc>
-          <w:tcPr>
-            <w:tcW w:w="602" w:type="dxa"/>
-            <w:vAlign w:val="center"/>
-            <w:vMerge w:val="restart"/>
-          </w:tcPr>
-          <w:p>
-            <w:pPr>
-              <w:pStyle w:val="01"/>
-              <w:wordWrap w:val="0"/>
-              <w:adjustRightInd w:val="0"/>
-              <w:ind w:firstLine="0"/>
-              <w:jc w:val="center"/>
-              <w:rPr>
-                <w:noProof/>
-                <w:sz w:val="21"/>
-                <w:szCs w:val="21"/>
-              </w:rPr>
-            </w:pPr>
-            <w:r>
-              <w:rPr>
-                <w:rFonts w:hint="eastAsia"/>
-                <w:noProof/>
-                <w:sz w:val="21"/>
-                <w:szCs w:val="21"/>
-              </w:rPr>
-              <w:t xml:space="preserve">人机交互界面测试</w:t>
-            </w:r>
-          </w:p>
-        </w:tc>
-        <w:tc>
-          <w:tcPr>
-            <w:tcW w:w="1521" w:type="dxa"/>
-            <w:vAlign w:val="center"/>
-          </w:tcPr>
-          <w:p>
-            <w:pPr>
-              <w:pStyle w:val="01"/>
-              <w:wordWrap w:val="0"/>
-              <w:adjustRightInd w:val="0"/>
-              <w:ind w:firstLine="0"/>
-              <w:rPr>
-                <w:sz w:val="21"/>
-                <w:szCs w:val="21"/>
-              </w:rPr>
-            </w:pPr>
-            <w:r>
-              <w:rPr>
-                <w:rFonts w:hint="eastAsia"/>
-                <w:sz w:val="21"/>
-                <w:szCs w:val="21"/>
-              </w:rPr>
-              <w:t xml:space="preserve">人机交互完整性测试</w:t>
-            </w:r>
-          </w:p>
-        </w:tc>
-        <w:tc>
-          <w:tcPr>
-            <w:tcW w:w="711" w:type="dxa"/>
-            <w:vAlign w:val="center"/>
-          </w:tcPr>
-          <w:p>
-            <w:pPr>
-              <w:pStyle w:val="01"/>
-              <w:wordWrap w:val="0"/>
-              <w:adjustRightInd w:val="0"/>
-              <w:ind w:firstLine="0"/>
-              <w:jc w:val="center"/>
-              <w:rPr>
-                <w:sz w:val="21"/>
-                <w:szCs w:val="21"/>
-              </w:rPr>
-            </w:pPr>
-            <w:r>
-              <w:rPr>
-                <w:rFonts w:hint="eastAsia"/>
-                <w:sz w:val="21"/>
-                <w:szCs w:val="21"/>
-              </w:rPr>
-              <w:t xml:space="preserve">1</w:t>
-            </w:r>
-          </w:p>
-        </w:tc>
-        <w:tc>
-          <w:tcPr>
-            <w:tcW w:w="711" w:type="dxa"/>
-            <w:vAlign w:val="center"/>
-          </w:tcPr>
-          <w:p>
-            <w:pPr>
-              <w:pStyle w:val="01"/>
-              <w:wordWrap w:val="0"/>
-              <w:adjustRightInd w:val="0"/>
-              <w:ind w:firstLine="0"/>
-              <w:jc w:val="center"/>
-              <w:rPr>
-                <w:sz w:val="21"/>
-                <w:szCs w:val="21"/>
-              </w:rPr>
-            </w:pPr>
-            <w:r>
-              <w:rPr>
-                <w:rFonts w:hint="eastAsia"/>
-                <w:sz w:val="21"/>
-                <w:szCs w:val="21"/>
-              </w:rPr>
-              <w:t xml:space="preserve">0</w:t>
-            </w:r>
-          </w:p>
-        </w:tc>
-        <w:tc>
-          <w:tcPr>
-            <w:tcW w:w="589" w:type="dxa"/>
-            <w:vAlign w:val="center"/>
-          </w:tcPr>
-          <w:p>
-            <w:pPr>
-              <w:pStyle w:val="01"/>
-              <w:wordWrap w:val="0"/>
-              <w:adjustRightInd w:val="0"/>
-              <w:ind w:firstLine="0"/>
-              <w:jc w:val="center"/>
-              <w:rPr>
-                <w:sz w:val="21"/>
-                <w:szCs w:val="21"/>
-              </w:rPr>
-            </w:pPr>
-            <w:r>
-              <w:rPr>
-                <w:rFonts w:hint="eastAsia"/>
-                <w:sz w:val="21"/>
-                <w:szCs w:val="21"/>
-              </w:rPr>
-              <w:t xml:space="preserve">1</w:t>
-            </w:r>
-          </w:p>
-        </w:tc>
-        <w:tc>
-          <w:tcPr>
-            <w:tcW w:w="696" w:type="dxa"/>
-            <w:vAlign w:val="center"/>
-          </w:tcPr>
-          <w:p>
-            <w:pPr>
-              <w:pStyle w:val="01"/>
-              <w:wordWrap w:val="0"/>
-              <w:adjustRightInd w:val="0"/>
-              <w:ind w:firstLine="0"/>
-              <w:jc w:val="center"/>
-              <w:rPr>
-                <w:sz w:val="21"/>
-                <w:szCs w:val="21"/>
-              </w:rPr>
-            </w:pPr>
-            <w:r>
-              <w:rPr>
-                <w:rFonts w:hint="eastAsia"/>
-                <w:sz w:val="21"/>
-                <w:szCs w:val="21"/>
-              </w:rPr>
-              <w:t xml:space="preserve">1</w:t>
-            </w:r>
-          </w:p>
-        </w:tc>
-        <w:tc>
-          <w:tcPr>
-            <w:tcW w:w="656" w:type="dxa"/>
-            <w:vAlign w:val="center"/>
-          </w:tcPr>
-          <w:p>
-            <w:pPr>
-              <w:pStyle w:val="01"/>
-              <w:wordWrap w:val="0"/>
-              <w:adjustRightInd w:val="0"/>
-              <w:ind w:firstLine="0"/>
-              <w:jc w:val="center"/>
-              <w:rPr>
-                <w:sz w:val="21"/>
-                <w:szCs w:val="21"/>
-              </w:rPr>
-            </w:pPr>
-            <w:r>
-              <w:rPr>
-                <w:rFonts w:hint="eastAsia"/>
-                <w:sz w:val="21"/>
-                <w:szCs w:val="21"/>
-              </w:rPr>
-              <w:t xml:space="preserve">0</w:t>
-            </w:r>
-          </w:p>
-        </w:tc>
-        <w:tc>
-          <w:tcPr>
-            <w:tcW w:w="929" w:type="dxa"/>
-            <w:vAlign w:val="center"/>
-          </w:tcPr>
-          <w:p>
-            <w:pPr>
-              <w:wordWrap w:val="0"/>
-              <w:adjustRightInd w:val="0"/>
-              <w:jc w:val="center"/>
-              <w:rPr>
-                <w:szCs w:val="21"/>
-              </w:rPr>
-            </w:pPr>
-            <w:r>
-              <w:rPr>
-                <w:rFonts w:hint="eastAsia"/>
-                <w:szCs w:val="21"/>
-              </w:rPr>
-              <w:t xml:space="preserve">通过</w:t>
-            </w:r>
-          </w:p>
-        </w:tc>
-        <w:tc>
-          <w:tcPr>
-            <w:tcW w:w="2047" w:type="dxa"/>
-            <w:vAlign w:val="center"/>
-          </w:tcPr>
-          <w:p>
-            <w:pPr>
-              <w:wordWrap w:val="0"/>
-              <w:adjustRightInd w:val="0"/>
-              <w:jc w:val="center"/>
-              <w:rPr>
-                <w:szCs w:val="21"/>
-              </w:rPr>
-            </w:pPr>
-            <w:r>
-              <w:rPr>
-                <w:rFonts w:hint="eastAsia"/>
-                <w:szCs w:val="21"/>
-              </w:rPr>
-              <w:t xml:space="preserve">/</w:t>
-            </w:r>
-          </w:p>
-        </w:tc>
-      </w:tr>
-      <w:tr>
-        <w:trPr>
-          <w:trHeight w:val="206"/>
-          <w:jc w:val="center"/>
-        </w:trPr>
-        <w:tc>
-          <w:tcPr>
-            <w:tcW w:w="578" w:type="dxa"/>
-            <w:vMerge/>
-            <w:vAlign w:val="center"/>
-          </w:tcPr>
-          <w:p>
-            <w:pPr>
-              <w:pStyle w:val="14"/>
-              <w:wordWrap w:val="0"/>
-              <w:adjustRightInd w:val="0"/>
-              <w:jc w:val="center"/>
-              <w:rPr>
-                <w:noProof/>
-                <w:sz w:val="21"/>
-                <w:szCs w:val="21"/>
-              </w:rPr>
-            </w:pPr>
-          </w:p>
-        </w:tc>
-        <w:tc>
-          <w:tcPr>
-            <w:tcW w:w="602" w:type="dxa"/>
-            <w:vAlign w:val="center"/>
-            <w:vMerge w:val="continue"/>
-          </w:tcPr>
-          <w:p>
-            <w:pPr>
-              <w:pStyle w:val="01"/>
-              <w:wordWrap w:val="0"/>
-              <w:adjustRightInd w:val="0"/>
-              <w:ind w:firstLine="0"/>
-              <w:jc w:val="center"/>
-              <w:rPr>
-                <w:noProof/>
-                <w:sz w:val="21"/>
-                <w:szCs w:val="21"/>
-              </w:rPr>
-            </w:pPr>
-            <w:r>
-              <w:rPr>
-                <w:rFonts w:hint="eastAsia"/>
-                <w:noProof/>
-                <w:sz w:val="21"/>
-                <w:szCs w:val="21"/>
-              </w:rPr>
-              <w:t xml:space="preserve"/>
-            </w:r>
-          </w:p>
-        </w:tc>
-        <w:tc>
-          <w:tcPr>
-            <w:tcW w:w="1521" w:type="dxa"/>
-            <w:vAlign w:val="center"/>
-          </w:tcPr>
-          <w:p>
-            <w:pPr>
-              <w:pStyle w:val="01"/>
-              <w:wordWrap w:val="0"/>
-              <w:adjustRightInd w:val="0"/>
-              <w:ind w:firstLine="0"/>
-              <w:rPr>
-                <w:sz w:val="21"/>
-                <w:szCs w:val="21"/>
-              </w:rPr>
-            </w:pPr>
-            <w:r>
-              <w:rPr>
-                <w:rFonts w:hint="eastAsia"/>
-                <w:sz w:val="21"/>
-                <w:szCs w:val="21"/>
-              </w:rPr>
-              <w:t xml:space="preserve">人机交互界面一致性测试</w:t>
-            </w:r>
-          </w:p>
-        </w:tc>
-        <w:tc>
-          <w:tcPr>
-            <w:tcW w:w="711" w:type="dxa"/>
-            <w:vAlign w:val="center"/>
-          </w:tcPr>
-          <w:p>
-            <w:pPr>
-              <w:pStyle w:val="01"/>
-              <w:wordWrap w:val="0"/>
-              <w:adjustRightInd w:val="0"/>
-              <w:ind w:firstLine="0"/>
-              <w:jc w:val="center"/>
-              <w:rPr>
-                <w:sz w:val="21"/>
-                <w:szCs w:val="21"/>
-              </w:rPr>
-            </w:pPr>
-            <w:r>
-              <w:rPr>
-                <w:rFonts w:hint="eastAsia"/>
-                <w:sz w:val="21"/>
-                <w:szCs w:val="21"/>
-              </w:rPr>
-              <w:t xml:space="preserve">1</w:t>
-            </w:r>
-          </w:p>
-        </w:tc>
-        <w:tc>
-          <w:tcPr>
-            <w:tcW w:w="711" w:type="dxa"/>
-            <w:vAlign w:val="center"/>
-          </w:tcPr>
-          <w:p>
-            <w:pPr>
-              <w:pStyle w:val="01"/>
-              <w:wordWrap w:val="0"/>
-              <w:adjustRightInd w:val="0"/>
-              <w:ind w:firstLine="0"/>
-              <w:jc w:val="center"/>
-              <w:rPr>
-                <w:sz w:val="21"/>
-                <w:szCs w:val="21"/>
-              </w:rPr>
-            </w:pPr>
-            <w:r>
-              <w:rPr>
-                <w:rFonts w:hint="eastAsia"/>
-                <w:sz w:val="21"/>
-                <w:szCs w:val="21"/>
-              </w:rPr>
-              <w:t xml:space="preserve">0</w:t>
-            </w:r>
-          </w:p>
-        </w:tc>
-        <w:tc>
-          <w:tcPr>
-            <w:tcW w:w="589" w:type="dxa"/>
-            <w:vAlign w:val="center"/>
-          </w:tcPr>
-          <w:p>
-            <w:pPr>
-              <w:pStyle w:val="01"/>
-              <w:wordWrap w:val="0"/>
-              <w:adjustRightInd w:val="0"/>
-              <w:ind w:firstLine="0"/>
-              <w:jc w:val="center"/>
-              <w:rPr>
-                <w:sz w:val="21"/>
-                <w:szCs w:val="21"/>
-              </w:rPr>
-            </w:pPr>
-            <w:r>
-              <w:rPr>
-                <w:rFonts w:hint="eastAsia"/>
-                <w:sz w:val="21"/>
-                <w:szCs w:val="21"/>
-              </w:rPr>
-              <w:t xml:space="preserve">1</w:t>
-            </w:r>
-          </w:p>
-        </w:tc>
-        <w:tc>
-          <w:tcPr>
-            <w:tcW w:w="696" w:type="dxa"/>
-            <w:vAlign w:val="center"/>
-          </w:tcPr>
-          <w:p>
-            <w:pPr>
-              <w:pStyle w:val="01"/>
-              <w:wordWrap w:val="0"/>
-              <w:adjustRightInd w:val="0"/>
-              <w:ind w:firstLine="0"/>
-              <w:jc w:val="center"/>
-              <w:rPr>
-                <w:sz w:val="21"/>
-                <w:szCs w:val="21"/>
-              </w:rPr>
-            </w:pPr>
-            <w:r>
-              <w:rPr>
-                <w:rFonts w:hint="eastAsia"/>
-                <w:sz w:val="21"/>
-                <w:szCs w:val="21"/>
-              </w:rPr>
-              <w:t xml:space="preserve">1</w:t>
-            </w:r>
-          </w:p>
-        </w:tc>
-        <w:tc>
-          <w:tcPr>
-            <w:tcW w:w="656" w:type="dxa"/>
-            <w:vAlign w:val="center"/>
-          </w:tcPr>
-          <w:p>
-            <w:pPr>
-              <w:pStyle w:val="01"/>
-              <w:wordWrap w:val="0"/>
-              <w:adjustRightInd w:val="0"/>
-              <w:ind w:firstLine="0"/>
-              <w:jc w:val="center"/>
-              <w:rPr>
-                <w:sz w:val="21"/>
-                <w:szCs w:val="21"/>
-              </w:rPr>
-            </w:pPr>
-            <w:r>
-              <w:rPr>
-                <w:rFonts w:hint="eastAsia"/>
-                <w:sz w:val="21"/>
-                <w:szCs w:val="21"/>
-              </w:rPr>
-              <w:t xml:space="preserve">0</w:t>
-            </w:r>
-          </w:p>
-        </w:tc>
-        <w:tc>
-          <w:tcPr>
-            <w:tcW w:w="929" w:type="dxa"/>
-            <w:vAlign w:val="center"/>
-          </w:tcPr>
-          <w:p>
-            <w:pPr>
-              <w:wordWrap w:val="0"/>
-              <w:adjustRightInd w:val="0"/>
-              <w:jc w:val="center"/>
-              <w:rPr>
-                <w:szCs w:val="21"/>
-              </w:rPr>
-            </w:pPr>
-            <w:r>
-              <w:rPr>
-                <w:rFonts w:hint="eastAsia"/>
-                <w:szCs w:val="21"/>
-              </w:rPr>
-              <w:t xml:space="preserve">通过</w:t>
-            </w:r>
-          </w:p>
-        </w:tc>
-        <w:tc>
-          <w:tcPr>
-            <w:tcW w:w="2047" w:type="dxa"/>
-            <w:vAlign w:val="center"/>
-          </w:tcPr>
-          <w:p>
-            <w:pPr>
-              <w:wordWrap w:val="0"/>
-              <w:adjustRightInd w:val="0"/>
-              <w:jc w:val="center"/>
-              <w:rPr>
-                <w:szCs w:val="21"/>
-              </w:rPr>
-            </w:pPr>
-            <w:r>
-              <w:rPr>
-                <w:rFonts w:hint="eastAsia"/>
-                <w:szCs w:val="21"/>
-              </w:rPr>
-              <w:t xml:space="preserve">/</w:t>
-            </w:r>
-          </w:p>
-        </w:tc>
-      </w:tr>
-      <w:tr>
-        <w:trPr>
-          <w:trHeight w:val="206"/>
-          <w:jc w:val="center"/>
-        </w:trPr>
-        <w:tc>
-          <w:tcPr>
-            <w:tcW w:w="578" w:type="dxa"/>
-            <w:vMerge/>
-            <w:vAlign w:val="center"/>
-          </w:tcPr>
-          <w:p>
-            <w:pPr>
-              <w:pStyle w:val="14"/>
-              <w:wordWrap w:val="0"/>
-              <w:adjustRightInd w:val="0"/>
-              <w:jc w:val="center"/>
-              <w:rPr>
-                <w:noProof/>
-                <w:sz w:val="21"/>
-                <w:szCs w:val="21"/>
-              </w:rPr>
-            </w:pPr>
-          </w:p>
-        </w:tc>
-        <w:tc>
-          <w:tcPr>
-            <w:tcW w:w="602" w:type="dxa"/>
-            <w:vAlign w:val="center"/>
-            <w:vMerge w:val="continue"/>
-          </w:tcPr>
-          <w:p>
-            <w:pPr>
-              <w:pStyle w:val="01"/>
-              <w:wordWrap w:val="0"/>
-              <w:adjustRightInd w:val="0"/>
-              <w:ind w:firstLine="0"/>
-              <w:jc w:val="center"/>
-              <w:rPr>
-                <w:noProof/>
-                <w:sz w:val="21"/>
-                <w:szCs w:val="21"/>
-              </w:rPr>
-            </w:pPr>
-            <w:r>
-              <w:rPr>
-                <w:rFonts w:hint="eastAsia"/>
-                <w:noProof/>
-                <w:sz w:val="21"/>
-                <w:szCs w:val="21"/>
-              </w:rPr>
-              <w:t xml:space="preserve"/>
-            </w:r>
-          </w:p>
-        </w:tc>
-        <w:tc>
-          <w:tcPr>
-            <w:tcW w:w="1521" w:type="dxa"/>
-            <w:vAlign w:val="center"/>
-          </w:tcPr>
-          <w:p>
-            <w:pPr>
-              <w:pStyle w:val="01"/>
-              <w:wordWrap w:val="0"/>
-              <w:adjustRightInd w:val="0"/>
-              <w:ind w:firstLine="0"/>
-              <w:rPr>
-                <w:sz w:val="21"/>
-                <w:szCs w:val="21"/>
-              </w:rPr>
-            </w:pPr>
-            <w:r>
-              <w:rPr>
-                <w:rFonts w:hint="eastAsia"/>
-                <w:sz w:val="21"/>
-                <w:szCs w:val="21"/>
-              </w:rPr>
-              <w:t xml:space="preserve">人机交互界面友好性测试</w:t>
-            </w:r>
-          </w:p>
-        </w:tc>
-        <w:tc>
-          <w:tcPr>
-            <w:tcW w:w="711" w:type="dxa"/>
-            <w:vAlign w:val="center"/>
-          </w:tcPr>
-          <w:p>
-            <w:pPr>
-              <w:pStyle w:val="01"/>
-              <w:wordWrap w:val="0"/>
-              <w:adjustRightInd w:val="0"/>
-              <w:ind w:firstLine="0"/>
-              <w:jc w:val="center"/>
-              <w:rPr>
-                <w:sz w:val="21"/>
-                <w:szCs w:val="21"/>
-              </w:rPr>
-            </w:pPr>
-            <w:r>
-              <w:rPr>
-                <w:rFonts w:hint="eastAsia"/>
-                <w:sz w:val="21"/>
-                <w:szCs w:val="21"/>
-              </w:rPr>
-              <w:t xml:space="preserve">1</w:t>
-            </w:r>
-          </w:p>
-        </w:tc>
-        <w:tc>
-          <w:tcPr>
-            <w:tcW w:w="711" w:type="dxa"/>
-            <w:vAlign w:val="center"/>
-          </w:tcPr>
-          <w:p>
-            <w:pPr>
-              <w:pStyle w:val="01"/>
-              <w:wordWrap w:val="0"/>
-              <w:adjustRightInd w:val="0"/>
-              <w:ind w:firstLine="0"/>
-              <w:jc w:val="center"/>
-              <w:rPr>
-                <w:sz w:val="21"/>
-                <w:szCs w:val="21"/>
-              </w:rPr>
-            </w:pPr>
-            <w:r>
-              <w:rPr>
-                <w:rFonts w:hint="eastAsia"/>
-                <w:sz w:val="21"/>
-                <w:szCs w:val="21"/>
-              </w:rPr>
-              <w:t xml:space="preserve">0</w:t>
-            </w:r>
-          </w:p>
-        </w:tc>
-        <w:tc>
-          <w:tcPr>
-            <w:tcW w:w="589" w:type="dxa"/>
-            <w:vAlign w:val="center"/>
-          </w:tcPr>
-          <w:p>
-            <w:pPr>
-              <w:pStyle w:val="01"/>
-              <w:wordWrap w:val="0"/>
-              <w:adjustRightInd w:val="0"/>
-              <w:ind w:firstLine="0"/>
-              <w:jc w:val="center"/>
-              <w:rPr>
-                <w:sz w:val="21"/>
-                <w:szCs w:val="21"/>
-              </w:rPr>
-            </w:pPr>
-            <w:r>
-              <w:rPr>
-                <w:rFonts w:hint="eastAsia"/>
-                <w:sz w:val="21"/>
-                <w:szCs w:val="21"/>
-              </w:rPr>
-              <w:t xml:space="preserve">1</w:t>
-            </w:r>
-          </w:p>
-        </w:tc>
-        <w:tc>
-          <w:tcPr>
-            <w:tcW w:w="696" w:type="dxa"/>
-            <w:vAlign w:val="center"/>
-          </w:tcPr>
-          <w:p>
-            <w:pPr>
-              <w:pStyle w:val="01"/>
-              <w:wordWrap w:val="0"/>
-              <w:adjustRightInd w:val="0"/>
-              <w:ind w:firstLine="0"/>
-              <w:jc w:val="center"/>
-              <w:rPr>
-                <w:sz w:val="21"/>
-                <w:szCs w:val="21"/>
-              </w:rPr>
-            </w:pPr>
-            <w:r>
-              <w:rPr>
-                <w:rFonts w:hint="eastAsia"/>
-                <w:sz w:val="21"/>
-                <w:szCs w:val="21"/>
-              </w:rPr>
-              <w:t xml:space="preserve">1</w:t>
-            </w:r>
-          </w:p>
-        </w:tc>
-        <w:tc>
-          <w:tcPr>
-            <w:tcW w:w="656" w:type="dxa"/>
-            <w:vAlign w:val="center"/>
-          </w:tcPr>
-          <w:p>
-            <w:pPr>
-              <w:pStyle w:val="01"/>
-              <w:wordWrap w:val="0"/>
-              <w:adjustRightInd w:val="0"/>
-              <w:ind w:firstLine="0"/>
-              <w:jc w:val="center"/>
-              <w:rPr>
-                <w:sz w:val="21"/>
-                <w:szCs w:val="21"/>
-              </w:rPr>
-            </w:pPr>
-            <w:r>
-              <w:rPr>
-                <w:rFonts w:hint="eastAsia"/>
-                <w:sz w:val="21"/>
-                <w:szCs w:val="21"/>
-              </w:rPr>
-              <w:t xml:space="preserve">0</w:t>
-            </w:r>
-          </w:p>
-        </w:tc>
-        <w:tc>
-          <w:tcPr>
-            <w:tcW w:w="929" w:type="dxa"/>
-            <w:vAlign w:val="center"/>
-          </w:tcPr>
-          <w:p>
-            <w:pPr>
-              <w:wordWrap w:val="0"/>
-              <w:adjustRightInd w:val="0"/>
-              <w:jc w:val="center"/>
-              <w:rPr>
-                <w:szCs w:val="21"/>
-              </w:rPr>
-            </w:pPr>
-            <w:r>
-              <w:rPr>
-                <w:rFonts w:hint="eastAsia"/>
-                <w:szCs w:val="21"/>
-              </w:rPr>
-              <w:t xml:space="preserve">通过</w:t>
-            </w:r>
-          </w:p>
-        </w:tc>
-        <w:tc>
-          <w:tcPr>
-            <w:tcW w:w="2047" w:type="dxa"/>
-            <w:vAlign w:val="center"/>
-          </w:tcPr>
-          <w:p>
-            <w:pPr>
-              <w:wordWrap w:val="0"/>
-              <w:adjustRightInd w:val="0"/>
-              <w:jc w:val="center"/>
-              <w:rPr>
-                <w:szCs w:val="21"/>
-              </w:rPr>
-            </w:pPr>
-            <w:r>
-              <w:rPr>
-                <w:rFonts w:hint="eastAsia"/>
-                <w:szCs w:val="21"/>
-              </w:rPr>
-              <w:t xml:space="preserve">/</w:t>
-            </w:r>
-          </w:p>
-        </w:tc>
-      </w:tr>
-      <w:tr>
-        <w:trPr>
-          <w:trHeight w:val="206"/>
-          <w:jc w:val="center"/>
-        </w:trPr>
-        <w:tc>
-          <w:tcPr>
-            <w:tcW w:w="578" w:type="dxa"/>
-            <w:vMerge/>
-            <w:vAlign w:val="center"/>
-          </w:tcPr>
-          <w:p>
-            <w:pPr>
-              <w:pStyle w:val="14"/>
-              <w:wordWrap w:val="0"/>
-              <w:adjustRightInd w:val="0"/>
-              <w:jc w:val="center"/>
-              <w:rPr>
-                <w:noProof/>
-                <w:sz w:val="21"/>
-                <w:szCs w:val="21"/>
-              </w:rPr>
-            </w:pPr>
-          </w:p>
-        </w:tc>
-        <w:tc>
-          <w:tcPr>
-            <w:tcW w:w="602" w:type="dxa"/>
-            <w:vAlign w:val="center"/>
-            <w:vMerge w:val="continue"/>
-          </w:tcPr>
-          <w:p>
-            <w:pPr>
-              <w:pStyle w:val="01"/>
-              <w:wordWrap w:val="0"/>
-              <w:adjustRightInd w:val="0"/>
-              <w:ind w:firstLine="0"/>
-              <w:jc w:val="center"/>
-              <w:rPr>
-                <w:noProof/>
-                <w:sz w:val="21"/>
-                <w:szCs w:val="21"/>
-              </w:rPr>
-            </w:pPr>
-            <w:r>
-              <w:rPr>
-                <w:rFonts w:hint="eastAsia"/>
-                <w:noProof/>
-                <w:sz w:val="21"/>
-                <w:szCs w:val="21"/>
-              </w:rPr>
-              <w:t xml:space="preserve"/>
-            </w:r>
-          </w:p>
-        </w:tc>
-        <w:tc>
-          <w:tcPr>
-            <w:tcW w:w="1521" w:type="dxa"/>
-            <w:vAlign w:val="center"/>
-          </w:tcPr>
-          <w:p>
-            <w:pPr>
-              <w:pStyle w:val="01"/>
-              <w:wordWrap w:val="0"/>
-              <w:adjustRightInd w:val="0"/>
-              <w:ind w:firstLine="0"/>
-              <w:rPr>
-                <w:sz w:val="21"/>
-                <w:szCs w:val="21"/>
-              </w:rPr>
-            </w:pPr>
-            <w:r>
-              <w:rPr>
-                <w:rFonts w:hint="eastAsia"/>
-                <w:sz w:val="21"/>
-                <w:szCs w:val="21"/>
-              </w:rPr>
-              <w:t xml:space="preserve">人机交互界面易操作性测试</w:t>
-            </w:r>
-          </w:p>
-        </w:tc>
-        <w:tc>
-          <w:tcPr>
-            <w:tcW w:w="711" w:type="dxa"/>
-            <w:vAlign w:val="center"/>
-          </w:tcPr>
-          <w:p>
-            <w:pPr>
-              <w:pStyle w:val="01"/>
-              <w:wordWrap w:val="0"/>
-              <w:adjustRightInd w:val="0"/>
-              <w:ind w:firstLine="0"/>
-              <w:jc w:val="center"/>
-              <w:rPr>
-                <w:sz w:val="21"/>
-                <w:szCs w:val="21"/>
-              </w:rPr>
-            </w:pPr>
-            <w:r>
-              <w:rPr>
-                <w:rFonts w:hint="eastAsia"/>
-                <w:sz w:val="21"/>
-                <w:szCs w:val="21"/>
-              </w:rPr>
-              <w:t xml:space="preserve">1</w:t>
-            </w:r>
-          </w:p>
-        </w:tc>
-        <w:tc>
-          <w:tcPr>
-            <w:tcW w:w="711" w:type="dxa"/>
-            <w:vAlign w:val="center"/>
-          </w:tcPr>
-          <w:p>
-            <w:pPr>
-              <w:pStyle w:val="01"/>
-              <w:wordWrap w:val="0"/>
-              <w:adjustRightInd w:val="0"/>
-              <w:ind w:firstLine="0"/>
-              <w:jc w:val="center"/>
-              <w:rPr>
-                <w:sz w:val="21"/>
-                <w:szCs w:val="21"/>
-              </w:rPr>
-            </w:pPr>
-            <w:r>
-              <w:rPr>
-                <w:rFonts w:hint="eastAsia"/>
-                <w:sz w:val="21"/>
-                <w:szCs w:val="21"/>
-              </w:rPr>
-              <w:t xml:space="preserve">0</w:t>
-            </w:r>
-          </w:p>
-        </w:tc>
-        <w:tc>
-          <w:tcPr>
-            <w:tcW w:w="589" w:type="dxa"/>
-            <w:vAlign w:val="center"/>
-          </w:tcPr>
-          <w:p>
-            <w:pPr>
-              <w:pStyle w:val="01"/>
-              <w:wordWrap w:val="0"/>
-              <w:adjustRightInd w:val="0"/>
-              <w:ind w:firstLine="0"/>
-              <w:jc w:val="center"/>
-              <w:rPr>
-                <w:sz w:val="21"/>
-                <w:szCs w:val="21"/>
-              </w:rPr>
-            </w:pPr>
-            <w:r>
-              <w:rPr>
-                <w:rFonts w:hint="eastAsia"/>
-                <w:sz w:val="21"/>
-                <w:szCs w:val="21"/>
-              </w:rPr>
-              <w:t xml:space="preserve">1</w:t>
-            </w:r>
-          </w:p>
-        </w:tc>
-        <w:tc>
-          <w:tcPr>
-            <w:tcW w:w="696" w:type="dxa"/>
-            <w:vAlign w:val="center"/>
-          </w:tcPr>
-          <w:p>
-            <w:pPr>
-              <w:pStyle w:val="01"/>
-              <w:wordWrap w:val="0"/>
-              <w:adjustRightInd w:val="0"/>
-              <w:ind w:firstLine="0"/>
-              <w:jc w:val="center"/>
-              <w:rPr>
-                <w:sz w:val="21"/>
-                <w:szCs w:val="21"/>
-              </w:rPr>
-            </w:pPr>
-            <w:r>
-              <w:rPr>
-                <w:rFonts w:hint="eastAsia"/>
-                <w:sz w:val="21"/>
-                <w:szCs w:val="21"/>
-              </w:rPr>
-              <w:t xml:space="preserve">1</w:t>
-            </w:r>
-          </w:p>
-        </w:tc>
-        <w:tc>
-          <w:tcPr>
-            <w:tcW w:w="656" w:type="dxa"/>
-            <w:vAlign w:val="center"/>
-          </w:tcPr>
-          <w:p>
-            <w:pPr>
-              <w:pStyle w:val="01"/>
-              <w:wordWrap w:val="0"/>
-              <w:adjustRightInd w:val="0"/>
-              <w:ind w:firstLine="0"/>
-              <w:jc w:val="center"/>
-              <w:rPr>
-                <w:sz w:val="21"/>
-                <w:szCs w:val="21"/>
-              </w:rPr>
-            </w:pPr>
-            <w:r>
-              <w:rPr>
-                <w:rFonts w:hint="eastAsia"/>
-                <w:sz w:val="21"/>
-                <w:szCs w:val="21"/>
-              </w:rPr>
-              <w:t xml:space="preserve">0</w:t>
-            </w:r>
-          </w:p>
-        </w:tc>
-        <w:tc>
-          <w:tcPr>
-            <w:tcW w:w="929" w:type="dxa"/>
-            <w:vAlign w:val="center"/>
-          </w:tcPr>
-          <w:p>
-            <w:pPr>
-              <w:wordWrap w:val="0"/>
-              <w:adjustRightInd w:val="0"/>
-              <w:jc w:val="center"/>
-              <w:rPr>
-                <w:szCs w:val="21"/>
-              </w:rPr>
-            </w:pPr>
-            <w:r>
-              <w:rPr>
-                <w:rFonts w:hint="eastAsia"/>
-                <w:szCs w:val="21"/>
-              </w:rPr>
-              <w:t xml:space="preserve">通过</w:t>
-            </w:r>
-          </w:p>
-        </w:tc>
-        <w:tc>
-          <w:tcPr>
-            <w:tcW w:w="2047" w:type="dxa"/>
-            <w:vAlign w:val="center"/>
-          </w:tcPr>
-          <w:p>
-            <w:pPr>
-              <w:wordWrap w:val="0"/>
-              <w:adjustRightInd w:val="0"/>
-              <w:jc w:val="center"/>
-              <w:rPr>
-                <w:szCs w:val="21"/>
-              </w:rPr>
-            </w:pPr>
-            <w:r>
-              <w:rPr>
-                <w:rFonts w:hint="eastAsia"/>
-                <w:szCs w:val="21"/>
-              </w:rPr>
-              <w:t xml:space="preserve">/</w:t>
-            </w:r>
-          </w:p>
-        </w:tc>
-      </w:tr>
-      <w:tr>
-        <w:trPr>
-          <w:trHeight w:val="206"/>
-          <w:jc w:val="center"/>
-        </w:trPr>
-        <w:tc>
-          <w:tcPr>
-            <w:tcW w:w="578" w:type="dxa"/>
-            <w:vMerge/>
-            <w:vAlign w:val="center"/>
-          </w:tcPr>
-          <w:p>
-            <w:pPr>
-              <w:pStyle w:val="14"/>
-              <w:wordWrap w:val="0"/>
-              <w:adjustRightInd w:val="0"/>
-              <w:jc w:val="center"/>
-              <w:rPr>
-                <w:noProof/>
-                <w:sz w:val="21"/>
-                <w:szCs w:val="21"/>
-              </w:rPr>
-            </w:pPr>
-          </w:p>
-        </w:tc>
-        <w:tc>
-          <w:tcPr>
-            <w:tcW w:w="602" w:type="dxa"/>
-            <w:vAlign w:val="center"/>
-            <w:vMerge w:val="continue"/>
-          </w:tcPr>
-          <w:p>
-            <w:pPr>
-              <w:pStyle w:val="01"/>
-              <w:wordWrap w:val="0"/>
-              <w:adjustRightInd w:val="0"/>
-              <w:ind w:firstLine="0"/>
-              <w:jc w:val="center"/>
-              <w:rPr>
-                <w:noProof/>
-                <w:sz w:val="21"/>
-                <w:szCs w:val="21"/>
-              </w:rPr>
-            </w:pPr>
-            <w:r>
-              <w:rPr>
-                <w:rFonts w:hint="eastAsia"/>
-                <w:noProof/>
-                <w:sz w:val="21"/>
-                <w:szCs w:val="21"/>
-              </w:rPr>
-              <w:t xml:space="preserve"/>
-            </w:r>
-          </w:p>
-        </w:tc>
-        <w:tc>
-          <w:tcPr>
-            <w:tcW w:w="1521" w:type="dxa"/>
-            <w:vAlign w:val="center"/>
-          </w:tcPr>
-          <w:p>
-            <w:pPr>
-              <w:pStyle w:val="01"/>
-              <w:wordWrap w:val="0"/>
-              <w:adjustRightInd w:val="0"/>
-              <w:ind w:firstLine="0"/>
-              <w:rPr>
-                <w:sz w:val="21"/>
-                <w:szCs w:val="21"/>
-              </w:rPr>
-            </w:pPr>
-            <w:r>
-              <w:rPr>
-                <w:rFonts w:hint="eastAsia"/>
-                <w:sz w:val="21"/>
-                <w:szCs w:val="21"/>
-              </w:rPr>
-              <w:t xml:space="preserve">人机交互界面操作测试测试</w:t>
-            </w:r>
-          </w:p>
-        </w:tc>
-        <w:tc>
-          <w:tcPr>
-            <w:tcW w:w="711" w:type="dxa"/>
-            <w:vAlign w:val="center"/>
-          </w:tcPr>
-          <w:p>
-            <w:pPr>
-              <w:pStyle w:val="01"/>
-              <w:wordWrap w:val="0"/>
-              <w:adjustRightInd w:val="0"/>
-              <w:ind w:firstLine="0"/>
-              <w:jc w:val="center"/>
-              <w:rPr>
-                <w:sz w:val="21"/>
-                <w:szCs w:val="21"/>
-              </w:rPr>
-            </w:pPr>
-            <w:r>
-              <w:rPr>
-                <w:rFonts w:hint="eastAsia"/>
-                <w:sz w:val="21"/>
-                <w:szCs w:val="21"/>
-              </w:rPr>
-              <w:t xml:space="preserve">1</w:t>
-            </w:r>
-          </w:p>
-        </w:tc>
-        <w:tc>
-          <w:tcPr>
-            <w:tcW w:w="711" w:type="dxa"/>
-            <w:vAlign w:val="center"/>
-          </w:tcPr>
-          <w:p>
-            <w:pPr>
-              <w:pStyle w:val="01"/>
-              <w:wordWrap w:val="0"/>
-              <w:adjustRightInd w:val="0"/>
-              <w:ind w:firstLine="0"/>
-              <w:jc w:val="center"/>
-              <w:rPr>
-                <w:sz w:val="21"/>
-                <w:szCs w:val="21"/>
-              </w:rPr>
-            </w:pPr>
-            <w:r>
-              <w:rPr>
-                <w:rFonts w:hint="eastAsia"/>
-                <w:sz w:val="21"/>
-                <w:szCs w:val="21"/>
-              </w:rPr>
-              <w:t xml:space="preserve">0</w:t>
-            </w:r>
-          </w:p>
-        </w:tc>
-        <w:tc>
-          <w:tcPr>
-            <w:tcW w:w="589" w:type="dxa"/>
-            <w:vAlign w:val="center"/>
-          </w:tcPr>
-          <w:p>
-            <w:pPr>
-              <w:pStyle w:val="01"/>
-              <w:wordWrap w:val="0"/>
-              <w:adjustRightInd w:val="0"/>
-              <w:ind w:firstLine="0"/>
-              <w:jc w:val="center"/>
-              <w:rPr>
-                <w:sz w:val="21"/>
-                <w:szCs w:val="21"/>
-              </w:rPr>
-            </w:pPr>
-            <w:r>
-              <w:rPr>
-                <w:rFonts w:hint="eastAsia"/>
-                <w:sz w:val="21"/>
-                <w:szCs w:val="21"/>
-              </w:rPr>
-              <w:t xml:space="preserve">1</w:t>
-            </w:r>
-          </w:p>
-        </w:tc>
-        <w:tc>
-          <w:tcPr>
-            <w:tcW w:w="696" w:type="dxa"/>
-            <w:vAlign w:val="center"/>
-          </w:tcPr>
-          <w:p>
-            <w:pPr>
-              <w:pStyle w:val="01"/>
-              <w:wordWrap w:val="0"/>
-              <w:adjustRightInd w:val="0"/>
-              <w:ind w:firstLine="0"/>
-              <w:jc w:val="center"/>
-              <w:rPr>
-                <w:sz w:val="21"/>
-                <w:szCs w:val="21"/>
-              </w:rPr>
-            </w:pPr>
-            <w:r>
-              <w:rPr>
-                <w:rFonts w:hint="eastAsia"/>
-                <w:sz w:val="21"/>
-                <w:szCs w:val="21"/>
-              </w:rPr>
-              <w:t xml:space="preserve">1</w:t>
             </w:r>
           </w:p>
         </w:tc>
@@ -5033,7 +3310,7 @@
           <w:sz w:val="24"/>
           <w:szCs w:val="24"/>
         </w:rPr>
-        <w:t xml:space="preserve">程序问题1个</w:t>
+        <w:t xml:space="preserve">编码问题1个</w:t>
       </w:r>
       <w:r>
         <w:rPr>

--- a/media/R2601/output_dir/bg/测试内容和结果_第一轮次.docx
+++ b/media/R2601/output_dir/bg/测试内容和结果_第一轮次.docx
@@ -1481,6 +1481,151 @@
                 <w:szCs w:val="21"/>
               </w:rPr>
               <w:t xml:space="preserve">1</w:t>
+            </w:r>
+          </w:p>
+        </w:tc>
+      </w:tr>
+      <w:tr>
+        <w:tc>
+          <w:tcPr>
+            <w:tcW w:w="1488" w:type="dxa"/>
+            <w:shd w:val="clear" w:color="auto" w:fill="auto"/>
+            <w:vAlign w:val="center"/>
+          </w:tcPr>
+          <w:p>
+            <w:pPr>
+              <w:adjustRightInd w:val="0"/>
+              <w:jc w:val="center"/>
+              <w:rPr>
+                <w:szCs w:val="21"/>
+              </w:rPr>
+            </w:pPr>
+            <w:r>
+              <w:rPr>
+                <w:rFonts w:hint="eastAsia"/>
+                <w:szCs w:val="21"/>
+              </w:rPr>
+              <w:t xml:space="preserve">接口测试</w:t>
+            </w:r>
+          </w:p>
+        </w:tc>
+        <w:tc>
+          <w:tcPr>
+            <w:tcW w:w="1487" w:type="dxa"/>
+            <w:shd w:val="clear" w:color="auto" w:fill="auto"/>
+            <w:vAlign w:val="center"/>
+          </w:tcPr>
+          <w:p>
+            <w:pPr>
+              <w:wordWrap w:val="0"/>
+              <w:adjustRightInd w:val="0"/>
+              <w:jc w:val="center"/>
+              <w:rPr>
+                <w:szCs w:val="21"/>
+              </w:rPr>
+            </w:pPr>
+            <w:r>
+              <w:rPr>
+                <w:rFonts w:hint="eastAsia"/>
+                <w:szCs w:val="21"/>
+              </w:rPr>
+              <w:t xml:space="preserve">0</w:t>
+            </w:r>
+          </w:p>
+        </w:tc>
+        <w:tc>
+          <w:tcPr>
+            <w:tcW w:w="1488" w:type="dxa"/>
+            <w:shd w:val="clear" w:color="auto" w:fill="auto"/>
+            <w:vAlign w:val="center"/>
+          </w:tcPr>
+          <w:p>
+            <w:pPr>
+              <w:wordWrap w:val="0"/>
+              <w:adjustRightInd w:val="0"/>
+              <w:jc w:val="center"/>
+              <w:rPr>
+                <w:szCs w:val="21"/>
+              </w:rPr>
+            </w:pPr>
+            <w:r>
+              <w:rPr>
+                <w:rFonts w:hint="eastAsia"/>
+                <w:szCs w:val="21"/>
+              </w:rPr>
+              <w:t xml:space="preserve">0</w:t>
+            </w:r>
+          </w:p>
+        </w:tc>
+        <w:tc>
+          <w:tcPr>
+            <w:tcW w:w="1488" w:type="dxa"/>
+            <w:shd w:val="clear" w:color="auto" w:fill="auto"/>
+            <w:vAlign w:val="center"/>
+          </w:tcPr>
+          <w:p>
+            <w:pPr>
+              <w:wordWrap w:val="0"/>
+              <w:adjustRightInd w:val="0"/>
+              <w:jc w:val="center"/>
+              <w:rPr>
+                <w:szCs w:val="21"/>
+              </w:rPr>
+            </w:pPr>
+            <w:r>
+              <w:rPr>
+                <w:rFonts w:hint="eastAsia"/>
+                <w:szCs w:val="21"/>
+              </w:rPr>
+              <w:t xml:space="preserve">0</w:t>
+            </w:r>
+          </w:p>
+        </w:tc>
+        <w:tc>
+          <w:tcPr>
+            <w:tcW w:w="1488" w:type="dxa"/>
+            <w:shd w:val="clear" w:color="auto" w:fill="auto"/>
+            <w:vAlign w:val="center"/>
+          </w:tcPr>
+          <w:p>
+            <w:pPr>
+              <w:wordWrap w:val="0"/>
+              <w:adjustRightInd w:val="0"/>
+              <w:jc w:val="center"/>
+              <w:rPr>
+                <w:szCs w:val="21"/>
+              </w:rPr>
+            </w:pPr>
+            <w:r>
+              <w:rPr>
+                <w:rFonts w:hint="eastAsia"/>
+                <w:szCs w:val="21"/>
+              </w:rPr>
+              <w:t xml:space="preserve">0</w:t>
+            </w:r>
+          </w:p>
+        </w:tc>
+        <w:tc>
+          <w:tcPr>
+            <w:tcW w:w="1488" w:type="dxa"/>
+            <w:shd w:val="clear" w:color="auto" w:fill="auto"/>
+            <w:vAlign w:val="center"/>
+          </w:tcPr>
+          <w:p>
+            <w:pPr>
+              <w:wordWrap w:val="0"/>
+              <w:adjustRightInd w:val="0"/>
+              <w:jc w:val="center"/>
+              <w:rPr>
+                <w:szCs w:val="21"/>
+              </w:rPr>
+            </w:pPr>
+            <w:r>
+              <w:rPr>
+                <w:rFonts w:hint="eastAsia"/>
+                <w:szCs w:val="21"/>
+              </w:rPr>
+              <w:t xml:space="preserve">0</w:t>
             </w:r>
           </w:p>
         </w:tc>
@@ -2727,6 +2872,269 @@
                 <w:szCs w:val="21"/>
               </w:rPr>
               <w:t xml:space="preserve">时钟布线与缓冲功能测试</w:t>
+            </w:r>
+          </w:p>
+        </w:tc>
+        <w:tc>
+          <w:tcPr>
+            <w:tcW w:w="711" w:type="dxa"/>
+            <w:vAlign w:val="center"/>
+          </w:tcPr>
+          <w:p>
+            <w:pPr>
+              <w:pStyle w:val="01"/>
+              <w:wordWrap w:val="0"/>
+              <w:adjustRightInd w:val="0"/>
+              <w:ind w:firstLine="0"/>
+              <w:jc w:val="center"/>
+              <w:rPr>
+                <w:sz w:val="21"/>
+                <w:szCs w:val="21"/>
+              </w:rPr>
+            </w:pPr>
+            <w:r>
+              <w:rPr>
+                <w:rFonts w:hint="eastAsia"/>
+                <w:sz w:val="21"/>
+                <w:szCs w:val="21"/>
+              </w:rPr>
+              <w:t xml:space="preserve">0</w:t>
+            </w:r>
+          </w:p>
+        </w:tc>
+        <w:tc>
+          <w:tcPr>
+            <w:tcW w:w="711" w:type="dxa"/>
+            <w:vAlign w:val="center"/>
+          </w:tcPr>
+          <w:p>
+            <w:pPr>
+              <w:pStyle w:val="01"/>
+              <w:wordWrap w:val="0"/>
+              <w:adjustRightInd w:val="0"/>
+              <w:ind w:firstLine="0"/>
+              <w:jc w:val="center"/>
+              <w:rPr>
+                <w:sz w:val="21"/>
+                <w:szCs w:val="21"/>
+              </w:rPr>
+            </w:pPr>
+            <w:r>
+              <w:rPr>
+                <w:rFonts w:hint="eastAsia"/>
+                <w:sz w:val="21"/>
+                <w:szCs w:val="21"/>
+              </w:rPr>
+              <w:t xml:space="preserve">0</w:t>
+            </w:r>
+          </w:p>
+        </w:tc>
+        <w:tc>
+          <w:tcPr>
+            <w:tcW w:w="589" w:type="dxa"/>
+            <w:vAlign w:val="center"/>
+          </w:tcPr>
+          <w:p>
+            <w:pPr>
+              <w:pStyle w:val="01"/>
+              <w:wordWrap w:val="0"/>
+              <w:adjustRightInd w:val="0"/>
+              <w:ind w:firstLine="0"/>
+              <w:jc w:val="center"/>
+              <w:rPr>
+                <w:sz w:val="21"/>
+                <w:szCs w:val="21"/>
+              </w:rPr>
+            </w:pPr>
+            <w:r>
+              <w:rPr>
+                <w:rFonts w:hint="eastAsia"/>
+                <w:sz w:val="21"/>
+                <w:szCs w:val="21"/>
+              </w:rPr>
+              <w:t xml:space="preserve">0</w:t>
+            </w:r>
+          </w:p>
+        </w:tc>
+        <w:tc>
+          <w:tcPr>
+            <w:tcW w:w="696" w:type="dxa"/>
+            <w:vAlign w:val="center"/>
+          </w:tcPr>
+          <w:p>
+            <w:pPr>
+              <w:pStyle w:val="01"/>
+              <w:wordWrap w:val="0"/>
+              <w:adjustRightInd w:val="0"/>
+              <w:ind w:firstLine="0"/>
+              <w:jc w:val="center"/>
+              <w:rPr>
+                <w:sz w:val="21"/>
+                <w:szCs w:val="21"/>
+              </w:rPr>
+            </w:pPr>
+            <w:r>
+              <w:rPr>
+                <w:rFonts w:hint="eastAsia"/>
+                <w:sz w:val="21"/>
+                <w:szCs w:val="21"/>
+              </w:rPr>
+              <w:t xml:space="preserve">0</w:t>
+            </w:r>
+          </w:p>
+        </w:tc>
+        <w:tc>
+          <w:tcPr>
+            <w:tcW w:w="656" w:type="dxa"/>
+            <w:vAlign w:val="center"/>
+          </w:tcPr>
+          <w:p>
+            <w:pPr>
+              <w:pStyle w:val="01"/>
+              <w:wordWrap w:val="0"/>
+              <w:adjustRightInd w:val="0"/>
+              <w:ind w:firstLine="0"/>
+              <w:jc w:val="center"/>
+              <w:rPr>
+                <w:sz w:val="21"/>
+                <w:szCs w:val="21"/>
+              </w:rPr>
+            </w:pPr>
+            <w:r>
+              <w:rPr>
+                <w:rFonts w:hint="eastAsia"/>
+                <w:sz w:val="21"/>
+                <w:szCs w:val="21"/>
+              </w:rPr>
+              <w:t xml:space="preserve">0</w:t>
+            </w:r>
+          </w:p>
+        </w:tc>
+        <w:tc>
+          <w:tcPr>
+            <w:tcW w:w="929" w:type="dxa"/>
+            <w:vAlign w:val="center"/>
+          </w:tcPr>
+          <w:p>
+            <w:pPr>
+              <w:wordWrap w:val="0"/>
+              <w:adjustRightInd w:val="0"/>
+              <w:jc w:val="center"/>
+              <w:rPr>
+                <w:szCs w:val="21"/>
+              </w:rPr>
+            </w:pPr>
+            <w:r>
+              <w:rPr>
+                <w:rFonts w:hint="eastAsia"/>
+                <w:szCs w:val="21"/>
+              </w:rPr>
+              <w:t xml:space="preserve">通过</w:t>
+            </w:r>
+          </w:p>
+        </w:tc>
+        <w:tc>
+          <w:tcPr>
+            <w:tcW w:w="2047" w:type="dxa"/>
+            <w:vAlign w:val="center"/>
+          </w:tcPr>
+          <w:p>
+            <w:pPr>
+              <w:wordWrap w:val="0"/>
+              <w:adjustRightInd w:val="0"/>
+              <w:jc w:val="center"/>
+              <w:rPr>
+                <w:szCs w:val="21"/>
+              </w:rPr>
+            </w:pPr>
+            <w:r>
+              <w:rPr>
+                <w:rFonts w:hint="eastAsia"/>
+                <w:szCs w:val="21"/>
+              </w:rPr>
+              <w:t xml:space="preserve">/</w:t>
+            </w:r>
+          </w:p>
+        </w:tc>
+      </w:tr>
+      <w:tr>
+        <w:trPr>
+          <w:trHeight w:val="206"/>
+          <w:jc w:val="center"/>
+        </w:trPr>
+        <w:tc>
+          <w:tcPr>
+            <w:tcW w:w="578" w:type="dxa"/>
+            <w:vMerge/>
+            <w:vAlign w:val="center"/>
+          </w:tcPr>
+          <w:p>
+            <w:pPr>
+              <w:pStyle w:val="14"/>
+              <w:wordWrap w:val="0"/>
+              <w:adjustRightInd w:val="0"/>
+              <w:jc w:val="center"/>
+              <w:rPr>
+                <w:noProof/>
+                <w:sz w:val="21"/>
+                <w:szCs w:val="21"/>
+              </w:rPr>
+            </w:pPr>
+          </w:p>
+        </w:tc>
+        <w:tc>
+          <w:tcPr>
+            <w:tcW w:w="602" w:type="dxa"/>
+            <w:vAlign w:val="center"/>
+            <w:vMerge w:val="restart"/>
+          </w:tcPr>
+          <w:p>
+            <w:pPr>
+              <w:pStyle w:val="01"/>
+              <w:wordWrap w:val="0"/>
+              <w:adjustRightInd w:val="0"/>
+              <w:ind w:firstLine="0"/>
+              <w:jc w:val="center"/>
+              <w:rPr>
+                <w:noProof/>
+                <w:sz w:val="21"/>
+                <w:szCs w:val="21"/>
+              </w:rPr>
+            </w:pPr>
+            <w:r>
+              <w:rPr>
+                <w:rFonts w:hint="eastAsia"/>
+                <w:noProof/>
+                <w:sz w:val="21"/>
+                <w:szCs w:val="21"/>
+              </w:rPr>
+              <w:t xml:space="preserve">接口测试</w:t>
+            </w:r>
+          </w:p>
+        </w:tc>
+        <w:tc>
+          <w:tcPr>
+            <w:tcW w:w="1521" w:type="dxa"/>
+            <w:vAlign w:val="center"/>
+          </w:tcPr>
+          <w:p>
+            <w:pPr>
+              <w:pStyle w:val="01"/>
+              <w:wordWrap w:val="0"/>
+              <w:adjustRightInd w:val="0"/>
+              <w:ind w:firstLine="0"/>
+              <w:rPr>
+                <w:sz w:val="21"/>
+                <w:szCs w:val="21"/>
+              </w:rPr>
+            </w:pPr>
+            <w:r>
+              <w:rPr>
+                <w:rFonts w:hint="eastAsia"/>
+                <w:sz w:val="21"/>
+                <w:szCs w:val="21"/>
+              </w:rPr>
+              <w:t xml:space="preserve">这是下面测试项</w:t>
             </w:r>
           </w:p>
         </w:tc>
